--- a/assets/pdf/cenik.docx
+++ b/assets/pdf/cenik.docx
@@ -852,7 +852,7 @@
           <w:color w:val="6F747C"/>
           <w:sz w:val="19"/>
         </w:rPr>
-        <w:t>Ceny položek R134A a R1234yf jsou ponechány k ručnímu doplnění ve Word kopii.</w:t>
+        <w:t>Všechny ceny jsou uvedené bez DPH. Ceny položek R134A a R1234yf jsou ponechány k ručnímu doplnění ve Word kopii.</w:t>
       </w:r>
     </w:p>
     <w:sectPr>
